--- a/Word/04-exposicion-de-motivos.docx
+++ b/Word/04-exposicion-de-motivos.docx
@@ -109,10 +109,10 @@
         <w:tblLook w:firstColumn="1" w:firstRow="1" w:lastColumn="0" w:lastRow="0" w:noHBand="0" w:noVBand="1" w:val="04A0"/>
       </w:tblPr>
       <w:tblGrid>
-        <w:gridCol w:w="3088"/>
-        <w:gridCol w:w="2573"/>
-        <w:gridCol w:w="3088"/>
-        <w:gridCol w:w="882"/>
+        <w:gridCol w:w="2693"/>
+        <w:gridCol w:w="2560"/>
+        <w:gridCol w:w="2851"/>
+        <w:gridCol w:w="1525"/>
       </w:tblGrid>
       <w:tr>
         <w:trPr>
@@ -121,7 +121,7 @@
         </w:trPr>
         <w:tc>
           <w:tcPr>
-            <w:tcW w:w="3088" w:type="dxa"/>
+            <w:tcW w:w="2693" w:type="dxa"/>
             <w:shd w:val="clear" w:color="auto" w:fill="ECECEC"/>
           </w:tcPr>
           <w:p>
@@ -140,7 +140,7 @@
         </w:tc>
         <w:tc>
           <w:tcPr>
-            <w:tcW w:w="2573" w:type="dxa"/>
+            <w:tcW w:w="2560" w:type="dxa"/>
             <w:shd w:val="clear" w:color="auto" w:fill="ECECEC"/>
           </w:tcPr>
           <w:p>
@@ -159,7 +159,7 @@
         </w:tc>
         <w:tc>
           <w:tcPr>
-            <w:tcW w:w="3088" w:type="dxa"/>
+            <w:tcW w:w="2851" w:type="dxa"/>
             <w:shd w:val="clear" w:color="auto" w:fill="ECECEC"/>
           </w:tcPr>
           <w:p>
@@ -178,7 +178,7 @@
         </w:tc>
         <w:tc>
           <w:tcPr>
-            <w:tcW w:w="882" w:type="dxa"/>
+            <w:tcW w:w="1525" w:type="dxa"/>
             <w:shd w:val="clear" w:color="auto" w:fill="ECECEC"/>
           </w:tcPr>
           <w:p>
@@ -199,7 +199,7 @@
       <w:tr>
         <w:tc>
           <w:tcPr>
-            <w:tcW w:w="3088" w:type="dxa"/>
+            <w:tcW w:w="2693" w:type="dxa"/>
           </w:tcPr>
           <w:p>
             <w:pPr>
@@ -216,7 +216,7 @@
         </w:tc>
         <w:tc>
           <w:tcPr>
-            <w:tcW w:w="2573" w:type="dxa"/>
+            <w:tcW w:w="2560" w:type="dxa"/>
           </w:tcPr>
           <w:p>
             <w:pPr>
@@ -233,7 +233,7 @@
         </w:tc>
         <w:tc>
           <w:tcPr>
-            <w:tcW w:w="3088" w:type="dxa"/>
+            <w:tcW w:w="2851" w:type="dxa"/>
           </w:tcPr>
           <w:p>
             <w:pPr>
@@ -250,7 +250,7 @@
         </w:tc>
         <w:tc>
           <w:tcPr>
-            <w:tcW w:w="882" w:type="dxa"/>
+            <w:tcW w:w="1525" w:type="dxa"/>
           </w:tcPr>
           <w:p>
             <w:pPr>
@@ -269,7 +269,7 @@
       <w:tr>
         <w:tc>
           <w:tcPr>
-            <w:tcW w:w="3088" w:type="dxa"/>
+            <w:tcW w:w="2693" w:type="dxa"/>
           </w:tcPr>
           <w:p>
             <w:pPr>
@@ -286,7 +286,7 @@
         </w:tc>
         <w:tc>
           <w:tcPr>
-            <w:tcW w:w="2573" w:type="dxa"/>
+            <w:tcW w:w="2560" w:type="dxa"/>
           </w:tcPr>
           <w:p>
             <w:pPr>
@@ -303,7 +303,7 @@
         </w:tc>
         <w:tc>
           <w:tcPr>
-            <w:tcW w:w="3088" w:type="dxa"/>
+            <w:tcW w:w="2851" w:type="dxa"/>
           </w:tcPr>
           <w:p>
             <w:pPr>
@@ -320,7 +320,7 @@
         </w:tc>
         <w:tc>
           <w:tcPr>
-            <w:tcW w:w="882" w:type="dxa"/>
+            <w:tcW w:w="1525" w:type="dxa"/>
           </w:tcPr>
           <w:p>
             <w:pPr>
@@ -604,8 +604,8 @@
         <w:tblLook w:firstColumn="1" w:firstRow="1" w:lastColumn="0" w:lastRow="0" w:noHBand="0" w:noVBand="1" w:val="04A0"/>
       </w:tblPr>
       <w:tblGrid>
-        <w:gridCol w:w="2126"/>
-        <w:gridCol w:w="7505"/>
+        <w:gridCol w:w="2301"/>
+        <w:gridCol w:w="7330"/>
       </w:tblGrid>
       <w:tr>
         <w:trPr>
@@ -614,7 +614,7 @@
         </w:trPr>
         <w:tc>
           <w:tcPr>
-            <w:tcW w:w="2126" w:type="dxa"/>
+            <w:tcW w:w="2301" w:type="dxa"/>
             <w:shd w:val="clear" w:color="auto" w:fill="ECECEC"/>
           </w:tcPr>
           <w:p>
@@ -633,7 +633,7 @@
         </w:tc>
         <w:tc>
           <w:tcPr>
-            <w:tcW w:w="7505" w:type="dxa"/>
+            <w:tcW w:w="7330" w:type="dxa"/>
             <w:shd w:val="clear" w:color="auto" w:fill="ECECEC"/>
           </w:tcPr>
           <w:p>
@@ -654,7 +654,7 @@
       <w:tr>
         <w:tc>
           <w:tcPr>
-            <w:tcW w:w="2126" w:type="dxa"/>
+            <w:tcW w:w="2301" w:type="dxa"/>
           </w:tcPr>
           <w:p>
             <w:pPr>
@@ -671,7 +671,7 @@
         </w:tc>
         <w:tc>
           <w:tcPr>
-            <w:tcW w:w="7505" w:type="dxa"/>
+            <w:tcW w:w="7330" w:type="dxa"/>
           </w:tcPr>
           <w:p>
             <w:pPr>
@@ -705,7 +705,7 @@
       <w:tr>
         <w:tc>
           <w:tcPr>
-            <w:tcW w:w="2126" w:type="dxa"/>
+            <w:tcW w:w="2301" w:type="dxa"/>
           </w:tcPr>
           <w:p>
             <w:pPr>
@@ -722,7 +722,7 @@
         </w:tc>
         <w:tc>
           <w:tcPr>
-            <w:tcW w:w="7505" w:type="dxa"/>
+            <w:tcW w:w="7330" w:type="dxa"/>
           </w:tcPr>
           <w:p>
             <w:pPr>
@@ -756,7 +756,7 @@
       <w:tr>
         <w:tc>
           <w:tcPr>
-            <w:tcW w:w="2126" w:type="dxa"/>
+            <w:tcW w:w="2301" w:type="dxa"/>
           </w:tcPr>
           <w:p>
             <w:pPr>
@@ -773,7 +773,7 @@
         </w:tc>
         <w:tc>
           <w:tcPr>
-            <w:tcW w:w="7505" w:type="dxa"/>
+            <w:tcW w:w="7330" w:type="dxa"/>
           </w:tcPr>
           <w:p>
             <w:pPr>
@@ -807,7 +807,7 @@
       <w:tr>
         <w:tc>
           <w:tcPr>
-            <w:tcW w:w="2126" w:type="dxa"/>
+            <w:tcW w:w="2301" w:type="dxa"/>
           </w:tcPr>
           <w:p>
             <w:pPr>
@@ -824,7 +824,7 @@
         </w:tc>
         <w:tc>
           <w:tcPr>
-            <w:tcW w:w="7505" w:type="dxa"/>
+            <w:tcW w:w="7330" w:type="dxa"/>
           </w:tcPr>
           <w:p>
             <w:pPr>
@@ -858,7 +858,7 @@
       <w:tr>
         <w:tc>
           <w:tcPr>
-            <w:tcW w:w="2126" w:type="dxa"/>
+            <w:tcW w:w="2301" w:type="dxa"/>
           </w:tcPr>
           <w:p>
             <w:pPr>
@@ -875,7 +875,7 @@
         </w:tc>
         <w:tc>
           <w:tcPr>
-            <w:tcW w:w="7505" w:type="dxa"/>
+            <w:tcW w:w="7330" w:type="dxa"/>
           </w:tcPr>
           <w:p>
             <w:pPr>
@@ -909,7 +909,7 @@
       <w:tr>
         <w:tc>
           <w:tcPr>
-            <w:tcW w:w="2126" w:type="dxa"/>
+            <w:tcW w:w="2301" w:type="dxa"/>
           </w:tcPr>
           <w:p>
             <w:pPr>
@@ -926,7 +926,7 @@
         </w:tc>
         <w:tc>
           <w:tcPr>
-            <w:tcW w:w="7505" w:type="dxa"/>
+            <w:tcW w:w="7330" w:type="dxa"/>
           </w:tcPr>
           <w:p>
             <w:pPr>
@@ -1014,10 +1014,10 @@
         <w:tblLook w:firstColumn="1" w:firstRow="1" w:lastColumn="0" w:lastRow="0" w:noHBand="0" w:noVBand="1" w:val="04A0"/>
       </w:tblPr>
       <w:tblGrid>
-        <w:gridCol w:w="1697"/>
-        <w:gridCol w:w="2644"/>
-        <w:gridCol w:w="2644"/>
-        <w:gridCol w:w="2644"/>
+        <w:gridCol w:w="2000"/>
+        <w:gridCol w:w="2483"/>
+        <w:gridCol w:w="2662"/>
+        <w:gridCol w:w="2485"/>
       </w:tblGrid>
       <w:tr>
         <w:trPr>
@@ -1026,7 +1026,7 @@
         </w:trPr>
         <w:tc>
           <w:tcPr>
-            <w:tcW w:w="1697" w:type="dxa"/>
+            <w:tcW w:w="2000" w:type="dxa"/>
             <w:shd w:val="clear" w:color="auto" w:fill="ECECEC"/>
           </w:tcPr>
           <w:p>
@@ -1045,7 +1045,7 @@
         </w:tc>
         <w:tc>
           <w:tcPr>
-            <w:tcW w:w="2644" w:type="dxa"/>
+            <w:tcW w:w="2483" w:type="dxa"/>
             <w:shd w:val="clear" w:color="auto" w:fill="ECECEC"/>
           </w:tcPr>
           <w:p>
@@ -1064,7 +1064,7 @@
         </w:tc>
         <w:tc>
           <w:tcPr>
-            <w:tcW w:w="2644" w:type="dxa"/>
+            <w:tcW w:w="2662" w:type="dxa"/>
             <w:shd w:val="clear" w:color="auto" w:fill="ECECEC"/>
           </w:tcPr>
           <w:p>
@@ -1083,7 +1083,7 @@
         </w:tc>
         <w:tc>
           <w:tcPr>
-            <w:tcW w:w="2644" w:type="dxa"/>
+            <w:tcW w:w="2485" w:type="dxa"/>
             <w:shd w:val="clear" w:color="auto" w:fill="ECECEC"/>
           </w:tcPr>
           <w:p>
@@ -1104,7 +1104,7 @@
       <w:tr>
         <w:tc>
           <w:tcPr>
-            <w:tcW w:w="1697" w:type="dxa"/>
+            <w:tcW w:w="2000" w:type="dxa"/>
           </w:tcPr>
           <w:p>
             <w:pPr>
@@ -1124,7 +1124,7 @@
         </w:tc>
         <w:tc>
           <w:tcPr>
-            <w:tcW w:w="2644" w:type="dxa"/>
+            <w:tcW w:w="2483" w:type="dxa"/>
           </w:tcPr>
           <w:p>
             <w:pPr>
@@ -1141,7 +1141,7 @@
         </w:tc>
         <w:tc>
           <w:tcPr>
-            <w:tcW w:w="2644" w:type="dxa"/>
+            <w:tcW w:w="2662" w:type="dxa"/>
           </w:tcPr>
           <w:p>
             <w:pPr>
@@ -1158,7 +1158,7 @@
         </w:tc>
         <w:tc>
           <w:tcPr>
-            <w:tcW w:w="2644" w:type="dxa"/>
+            <w:tcW w:w="2485" w:type="dxa"/>
           </w:tcPr>
           <w:p>
             <w:pPr>
@@ -1177,7 +1177,7 @@
       <w:tr>
         <w:tc>
           <w:tcPr>
-            <w:tcW w:w="1697" w:type="dxa"/>
+            <w:tcW w:w="2000" w:type="dxa"/>
           </w:tcPr>
           <w:p>
             <w:pPr>
@@ -1197,7 +1197,7 @@
         </w:tc>
         <w:tc>
           <w:tcPr>
-            <w:tcW w:w="2644" w:type="dxa"/>
+            <w:tcW w:w="2483" w:type="dxa"/>
           </w:tcPr>
           <w:p>
             <w:pPr>
@@ -1214,7 +1214,7 @@
         </w:tc>
         <w:tc>
           <w:tcPr>
-            <w:tcW w:w="2644" w:type="dxa"/>
+            <w:tcW w:w="2662" w:type="dxa"/>
           </w:tcPr>
           <w:p>
             <w:pPr>
@@ -1231,7 +1231,7 @@
         </w:tc>
         <w:tc>
           <w:tcPr>
-            <w:tcW w:w="2644" w:type="dxa"/>
+            <w:tcW w:w="2485" w:type="dxa"/>
           </w:tcPr>
           <w:p>
             <w:pPr>
@@ -1250,7 +1250,7 @@
       <w:tr>
         <w:tc>
           <w:tcPr>
-            <w:tcW w:w="1697" w:type="dxa"/>
+            <w:tcW w:w="2000" w:type="dxa"/>
           </w:tcPr>
           <w:p>
             <w:pPr>
@@ -1270,7 +1270,7 @@
         </w:tc>
         <w:tc>
           <w:tcPr>
-            <w:tcW w:w="2644" w:type="dxa"/>
+            <w:tcW w:w="2483" w:type="dxa"/>
           </w:tcPr>
           <w:p>
             <w:pPr>
@@ -1287,7 +1287,7 @@
         </w:tc>
         <w:tc>
           <w:tcPr>
-            <w:tcW w:w="2644" w:type="dxa"/>
+            <w:tcW w:w="2662" w:type="dxa"/>
           </w:tcPr>
           <w:p>
             <w:pPr>
@@ -1304,7 +1304,7 @@
         </w:tc>
         <w:tc>
           <w:tcPr>
-            <w:tcW w:w="2644" w:type="dxa"/>
+            <w:tcW w:w="2485" w:type="dxa"/>
           </w:tcPr>
           <w:p>
             <w:pPr>
@@ -1323,7 +1323,7 @@
       <w:tr>
         <w:tc>
           <w:tcPr>
-            <w:tcW w:w="1697" w:type="dxa"/>
+            <w:tcW w:w="2000" w:type="dxa"/>
           </w:tcPr>
           <w:p>
             <w:pPr>
@@ -1343,7 +1343,7 @@
         </w:tc>
         <w:tc>
           <w:tcPr>
-            <w:tcW w:w="2644" w:type="dxa"/>
+            <w:tcW w:w="2483" w:type="dxa"/>
           </w:tcPr>
           <w:p>
             <w:pPr>
@@ -1360,7 +1360,7 @@
         </w:tc>
         <w:tc>
           <w:tcPr>
-            <w:tcW w:w="2644" w:type="dxa"/>
+            <w:tcW w:w="2662" w:type="dxa"/>
           </w:tcPr>
           <w:p>
             <w:pPr>
@@ -1377,7 +1377,7 @@
         </w:tc>
         <w:tc>
           <w:tcPr>
-            <w:tcW w:w="2644" w:type="dxa"/>
+            <w:tcW w:w="2485" w:type="dxa"/>
           </w:tcPr>
           <w:p>
             <w:pPr>
@@ -1396,7 +1396,7 @@
       <w:tr>
         <w:tc>
           <w:tcPr>
-            <w:tcW w:w="1697" w:type="dxa"/>
+            <w:tcW w:w="2000" w:type="dxa"/>
           </w:tcPr>
           <w:p>
             <w:pPr>
@@ -1413,7 +1413,7 @@
         </w:tc>
         <w:tc>
           <w:tcPr>
-            <w:tcW w:w="2644" w:type="dxa"/>
+            <w:tcW w:w="2483" w:type="dxa"/>
           </w:tcPr>
           <w:p>
             <w:pPr>
@@ -1445,7 +1445,7 @@
         </w:tc>
         <w:tc>
           <w:tcPr>
-            <w:tcW w:w="2644" w:type="dxa"/>
+            <w:tcW w:w="2662" w:type="dxa"/>
           </w:tcPr>
           <w:p>
             <w:pPr>
@@ -1477,7 +1477,7 @@
         </w:tc>
         <w:tc>
           <w:tcPr>
-            <w:tcW w:w="2644" w:type="dxa"/>
+            <w:tcW w:w="2485" w:type="dxa"/>
           </w:tcPr>
           <w:p>
             <w:pPr>
@@ -1496,7 +1496,7 @@
       <w:tr>
         <w:tc>
           <w:tcPr>
-            <w:tcW w:w="1697" w:type="dxa"/>
+            <w:tcW w:w="2000" w:type="dxa"/>
           </w:tcPr>
           <w:p>
             <w:pPr>
@@ -1513,7 +1513,7 @@
         </w:tc>
         <w:tc>
           <w:tcPr>
-            <w:tcW w:w="2644" w:type="dxa"/>
+            <w:tcW w:w="2483" w:type="dxa"/>
           </w:tcPr>
           <w:p>
             <w:pPr>
@@ -1545,7 +1545,7 @@
         </w:tc>
         <w:tc>
           <w:tcPr>
-            <w:tcW w:w="2644" w:type="dxa"/>
+            <w:tcW w:w="2662" w:type="dxa"/>
           </w:tcPr>
           <w:p>
             <w:pPr>
@@ -1562,7 +1562,7 @@
         </w:tc>
         <w:tc>
           <w:tcPr>
-            <w:tcW w:w="2644" w:type="dxa"/>
+            <w:tcW w:w="2485" w:type="dxa"/>
           </w:tcPr>
           <w:p>
             <w:pPr>
@@ -1626,9 +1626,9 @@
         <w:tblLook w:firstColumn="1" w:firstRow="1" w:lastColumn="0" w:lastRow="0" w:noHBand="0" w:noVBand="1" w:val="04A0"/>
       </w:tblPr>
       <w:tblGrid>
-        <w:gridCol w:w="1913"/>
-        <w:gridCol w:w="3891"/>
-        <w:gridCol w:w="3826"/>
+        <w:gridCol w:w="2312"/>
+        <w:gridCol w:w="4091"/>
+        <w:gridCol w:w="3227"/>
       </w:tblGrid>
       <w:tr>
         <w:trPr>
@@ -1637,7 +1637,7 @@
         </w:trPr>
         <w:tc>
           <w:tcPr>
-            <w:tcW w:w="1913" w:type="dxa"/>
+            <w:tcW w:w="2312" w:type="dxa"/>
             <w:shd w:val="clear" w:color="auto" w:fill="ECECEC"/>
           </w:tcPr>
           <w:p>
@@ -1656,7 +1656,7 @@
         </w:tc>
         <w:tc>
           <w:tcPr>
-            <w:tcW w:w="3891" w:type="dxa"/>
+            <w:tcW w:w="4091" w:type="dxa"/>
             <w:shd w:val="clear" w:color="auto" w:fill="ECECEC"/>
           </w:tcPr>
           <w:p>
@@ -1675,7 +1675,7 @@
         </w:tc>
         <w:tc>
           <w:tcPr>
-            <w:tcW w:w="3826" w:type="dxa"/>
+            <w:tcW w:w="3227" w:type="dxa"/>
             <w:shd w:val="clear" w:color="auto" w:fill="ECECEC"/>
           </w:tcPr>
           <w:p>
@@ -1696,7 +1696,7 @@
       <w:tr>
         <w:tc>
           <w:tcPr>
-            <w:tcW w:w="1913" w:type="dxa"/>
+            <w:tcW w:w="2312" w:type="dxa"/>
           </w:tcPr>
           <w:p>
             <w:pPr>
@@ -1716,7 +1716,7 @@
         </w:tc>
         <w:tc>
           <w:tcPr>
-            <w:tcW w:w="3891" w:type="dxa"/>
+            <w:tcW w:w="4091" w:type="dxa"/>
           </w:tcPr>
           <w:p>
             <w:pPr>
@@ -1748,7 +1748,7 @@
         </w:tc>
         <w:tc>
           <w:tcPr>
-            <w:tcW w:w="3826" w:type="dxa"/>
+            <w:tcW w:w="3227" w:type="dxa"/>
           </w:tcPr>
           <w:p>
             <w:pPr>
@@ -1767,7 +1767,7 @@
       <w:tr>
         <w:tc>
           <w:tcPr>
-            <w:tcW w:w="1913" w:type="dxa"/>
+            <w:tcW w:w="2312" w:type="dxa"/>
           </w:tcPr>
           <w:p>
             <w:pPr>
@@ -1793,7 +1793,7 @@
         </w:tc>
         <w:tc>
           <w:tcPr>
-            <w:tcW w:w="3891" w:type="dxa"/>
+            <w:tcW w:w="4091" w:type="dxa"/>
           </w:tcPr>
           <w:p>
             <w:pPr>
@@ -1810,7 +1810,7 @@
         </w:tc>
         <w:tc>
           <w:tcPr>
-            <w:tcW w:w="3826" w:type="dxa"/>
+            <w:tcW w:w="3227" w:type="dxa"/>
           </w:tcPr>
           <w:p>
             <w:pPr>
@@ -1829,7 +1829,7 @@
       <w:tr>
         <w:tc>
           <w:tcPr>
-            <w:tcW w:w="1913" w:type="dxa"/>
+            <w:tcW w:w="2312" w:type="dxa"/>
           </w:tcPr>
           <w:p>
             <w:pPr>
@@ -1855,7 +1855,7 @@
         </w:tc>
         <w:tc>
           <w:tcPr>
-            <w:tcW w:w="3891" w:type="dxa"/>
+            <w:tcW w:w="4091" w:type="dxa"/>
           </w:tcPr>
           <w:p>
             <w:pPr>
@@ -1872,7 +1872,7 @@
         </w:tc>
         <w:tc>
           <w:tcPr>
-            <w:tcW w:w="3826" w:type="dxa"/>
+            <w:tcW w:w="3227" w:type="dxa"/>
           </w:tcPr>
           <w:p>
             <w:pPr>
@@ -1891,7 +1891,7 @@
       <w:tr>
         <w:tc>
           <w:tcPr>
-            <w:tcW w:w="1913" w:type="dxa"/>
+            <w:tcW w:w="2312" w:type="dxa"/>
           </w:tcPr>
           <w:p>
             <w:pPr>
@@ -1911,7 +1911,7 @@
         </w:tc>
         <w:tc>
           <w:tcPr>
-            <w:tcW w:w="3891" w:type="dxa"/>
+            <w:tcW w:w="4091" w:type="dxa"/>
           </w:tcPr>
           <w:p>
             <w:pPr>
@@ -1928,7 +1928,7 @@
         </w:tc>
         <w:tc>
           <w:tcPr>
-            <w:tcW w:w="3826" w:type="dxa"/>
+            <w:tcW w:w="3227" w:type="dxa"/>
           </w:tcPr>
           <w:p>
             <w:pPr>
@@ -1947,7 +1947,7 @@
       <w:tr>
         <w:tc>
           <w:tcPr>
-            <w:tcW w:w="1913" w:type="dxa"/>
+            <w:tcW w:w="2312" w:type="dxa"/>
           </w:tcPr>
           <w:p>
             <w:pPr>
@@ -1973,7 +1973,7 @@
         </w:tc>
         <w:tc>
           <w:tcPr>
-            <w:tcW w:w="3891" w:type="dxa"/>
+            <w:tcW w:w="4091" w:type="dxa"/>
           </w:tcPr>
           <w:p>
             <w:pPr>
@@ -1990,7 +1990,7 @@
         </w:tc>
         <w:tc>
           <w:tcPr>
-            <w:tcW w:w="3826" w:type="dxa"/>
+            <w:tcW w:w="3227" w:type="dxa"/>
           </w:tcPr>
           <w:p>
             <w:pPr>
@@ -2036,9 +2036,9 @@
         <w:tblLook w:firstColumn="1" w:firstRow="1" w:lastColumn="0" w:lastRow="0" w:noHBand="0" w:noVBand="1" w:val="04A0"/>
       </w:tblPr>
       <w:tblGrid>
-        <w:gridCol w:w="5178"/>
-        <w:gridCol w:w="1035"/>
-        <w:gridCol w:w="3417"/>
+        <w:gridCol w:w="4691"/>
+        <w:gridCol w:w="1562"/>
+        <w:gridCol w:w="3377"/>
       </w:tblGrid>
       <w:tr>
         <w:trPr>
@@ -2047,7 +2047,7 @@
         </w:trPr>
         <w:tc>
           <w:tcPr>
-            <w:tcW w:w="5178" w:type="dxa"/>
+            <w:tcW w:w="4691" w:type="dxa"/>
             <w:shd w:val="clear" w:color="auto" w:fill="ECECEC"/>
           </w:tcPr>
           <w:p>
@@ -2066,7 +2066,7 @@
         </w:tc>
         <w:tc>
           <w:tcPr>
-            <w:tcW w:w="1035" w:type="dxa"/>
+            <w:tcW w:w="1562" w:type="dxa"/>
             <w:shd w:val="clear" w:color="auto" w:fill="ECECEC"/>
           </w:tcPr>
           <w:p>
@@ -2085,7 +2085,7 @@
         </w:tc>
         <w:tc>
           <w:tcPr>
-            <w:tcW w:w="3417" w:type="dxa"/>
+            <w:tcW w:w="3377" w:type="dxa"/>
             <w:shd w:val="clear" w:color="auto" w:fill="ECECEC"/>
           </w:tcPr>
           <w:p>
@@ -2106,7 +2106,7 @@
       <w:tr>
         <w:tc>
           <w:tcPr>
-            <w:tcW w:w="5178" w:type="dxa"/>
+            <w:tcW w:w="4691" w:type="dxa"/>
           </w:tcPr>
           <w:p>
             <w:pPr>
@@ -2123,7 +2123,7 @@
         </w:tc>
         <w:tc>
           <w:tcPr>
-            <w:tcW w:w="1035" w:type="dxa"/>
+            <w:tcW w:w="1562" w:type="dxa"/>
           </w:tcPr>
           <w:p>
             <w:pPr>
@@ -2140,7 +2140,7 @@
         </w:tc>
         <w:tc>
           <w:tcPr>
-            <w:tcW w:w="3417" w:type="dxa"/>
+            <w:tcW w:w="3377" w:type="dxa"/>
           </w:tcPr>
           <w:p>
             <w:pPr>
@@ -2159,7 +2159,7 @@
       <w:tr>
         <w:tc>
           <w:tcPr>
-            <w:tcW w:w="5178" w:type="dxa"/>
+            <w:tcW w:w="4691" w:type="dxa"/>
           </w:tcPr>
           <w:p>
             <w:pPr>
@@ -2176,7 +2176,7 @@
         </w:tc>
         <w:tc>
           <w:tcPr>
-            <w:tcW w:w="1035" w:type="dxa"/>
+            <w:tcW w:w="1562" w:type="dxa"/>
           </w:tcPr>
           <w:p>
             <w:pPr>
@@ -2193,7 +2193,7 @@
         </w:tc>
         <w:tc>
           <w:tcPr>
-            <w:tcW w:w="3417" w:type="dxa"/>
+            <w:tcW w:w="3377" w:type="dxa"/>
           </w:tcPr>
           <w:p>
             <w:pPr>
@@ -2212,7 +2212,7 @@
       <w:tr>
         <w:tc>
           <w:tcPr>
-            <w:tcW w:w="5178" w:type="dxa"/>
+            <w:tcW w:w="4691" w:type="dxa"/>
           </w:tcPr>
           <w:p>
             <w:pPr>
@@ -2229,7 +2229,7 @@
         </w:tc>
         <w:tc>
           <w:tcPr>
-            <w:tcW w:w="1035" w:type="dxa"/>
+            <w:tcW w:w="1562" w:type="dxa"/>
           </w:tcPr>
           <w:p>
             <w:pPr>
@@ -2246,7 +2246,7 @@
         </w:tc>
         <w:tc>
           <w:tcPr>
-            <w:tcW w:w="3417" w:type="dxa"/>
+            <w:tcW w:w="3377" w:type="dxa"/>
           </w:tcPr>
           <w:p>
             <w:pPr>
@@ -2265,7 +2265,7 @@
       <w:tr>
         <w:tc>
           <w:tcPr>
-            <w:tcW w:w="5178" w:type="dxa"/>
+            <w:tcW w:w="4691" w:type="dxa"/>
           </w:tcPr>
           <w:p>
             <w:pPr>
@@ -2282,7 +2282,7 @@
         </w:tc>
         <w:tc>
           <w:tcPr>
-            <w:tcW w:w="1035" w:type="dxa"/>
+            <w:tcW w:w="1562" w:type="dxa"/>
           </w:tcPr>
           <w:p>
             <w:pPr>
@@ -2299,7 +2299,7 @@
         </w:tc>
         <w:tc>
           <w:tcPr>
-            <w:tcW w:w="3417" w:type="dxa"/>
+            <w:tcW w:w="3377" w:type="dxa"/>
           </w:tcPr>
           <w:p>
             <w:pPr>
@@ -2354,9 +2354,9 @@
         <w:tblLook w:firstColumn="1" w:firstRow="1" w:lastColumn="0" w:lastRow="0" w:noHBand="0" w:noVBand="1" w:val="04A0"/>
       </w:tblPr>
       <w:tblGrid>
-        <w:gridCol w:w="863"/>
-        <w:gridCol w:w="4501"/>
-        <w:gridCol w:w="4267"/>
+        <w:gridCol w:w="1143"/>
+        <w:gridCol w:w="4328"/>
+        <w:gridCol w:w="4160"/>
       </w:tblGrid>
       <w:tr>
         <w:trPr>
@@ -2365,7 +2365,7 @@
         </w:trPr>
         <w:tc>
           <w:tcPr>
-            <w:tcW w:w="863" w:type="dxa"/>
+            <w:tcW w:w="1143" w:type="dxa"/>
             <w:shd w:val="clear" w:color="auto" w:fill="ECECEC"/>
           </w:tcPr>
           <w:p>
@@ -2384,7 +2384,7 @@
         </w:tc>
         <w:tc>
           <w:tcPr>
-            <w:tcW w:w="4501" w:type="dxa"/>
+            <w:tcW w:w="4328" w:type="dxa"/>
             <w:shd w:val="clear" w:color="auto" w:fill="ECECEC"/>
           </w:tcPr>
           <w:p>
@@ -2403,7 +2403,7 @@
         </w:tc>
         <w:tc>
           <w:tcPr>
-            <w:tcW w:w="4267" w:type="dxa"/>
+            <w:tcW w:w="4160" w:type="dxa"/>
             <w:shd w:val="clear" w:color="auto" w:fill="ECECEC"/>
           </w:tcPr>
           <w:p>
@@ -2424,7 +2424,7 @@
       <w:tr>
         <w:tc>
           <w:tcPr>
-            <w:tcW w:w="863" w:type="dxa"/>
+            <w:tcW w:w="1143" w:type="dxa"/>
           </w:tcPr>
           <w:p>
             <w:pPr>
@@ -2444,7 +2444,7 @@
         </w:tc>
         <w:tc>
           <w:tcPr>
-            <w:tcW w:w="4501" w:type="dxa"/>
+            <w:tcW w:w="4328" w:type="dxa"/>
           </w:tcPr>
           <w:p>
             <w:pPr>
@@ -2461,7 +2461,7 @@
         </w:tc>
         <w:tc>
           <w:tcPr>
-            <w:tcW w:w="4267" w:type="dxa"/>
+            <w:tcW w:w="4160" w:type="dxa"/>
           </w:tcPr>
           <w:p>
             <w:pPr>
@@ -2480,7 +2480,7 @@
       <w:tr>
         <w:tc>
           <w:tcPr>
-            <w:tcW w:w="863" w:type="dxa"/>
+            <w:tcW w:w="1143" w:type="dxa"/>
           </w:tcPr>
           <w:p>
             <w:pPr>
@@ -2500,7 +2500,7 @@
         </w:tc>
         <w:tc>
           <w:tcPr>
-            <w:tcW w:w="4501" w:type="dxa"/>
+            <w:tcW w:w="4328" w:type="dxa"/>
           </w:tcPr>
           <w:p>
             <w:pPr>
@@ -2517,7 +2517,7 @@
         </w:tc>
         <w:tc>
           <w:tcPr>
-            <w:tcW w:w="4267" w:type="dxa"/>
+            <w:tcW w:w="4160" w:type="dxa"/>
           </w:tcPr>
           <w:p>
             <w:pPr>
@@ -2536,7 +2536,7 @@
       <w:tr>
         <w:tc>
           <w:tcPr>
-            <w:tcW w:w="863" w:type="dxa"/>
+            <w:tcW w:w="1143" w:type="dxa"/>
           </w:tcPr>
           <w:p>
             <w:pPr>
@@ -2556,7 +2556,7 @@
         </w:tc>
         <w:tc>
           <w:tcPr>
-            <w:tcW w:w="4501" w:type="dxa"/>
+            <w:tcW w:w="4328" w:type="dxa"/>
           </w:tcPr>
           <w:p>
             <w:pPr>
@@ -2573,7 +2573,7 @@
         </w:tc>
         <w:tc>
           <w:tcPr>
-            <w:tcW w:w="4267" w:type="dxa"/>
+            <w:tcW w:w="4160" w:type="dxa"/>
           </w:tcPr>
           <w:p>
             <w:pPr>
@@ -2592,7 +2592,7 @@
       <w:tr>
         <w:tc>
           <w:tcPr>
-            <w:tcW w:w="863" w:type="dxa"/>
+            <w:tcW w:w="1143" w:type="dxa"/>
           </w:tcPr>
           <w:p>
             <w:pPr>
@@ -2612,7 +2612,7 @@
         </w:tc>
         <w:tc>
           <w:tcPr>
-            <w:tcW w:w="4501" w:type="dxa"/>
+            <w:tcW w:w="4328" w:type="dxa"/>
           </w:tcPr>
           <w:p>
             <w:pPr>
@@ -2629,7 +2629,7 @@
         </w:tc>
         <w:tc>
           <w:tcPr>
-            <w:tcW w:w="4267" w:type="dxa"/>
+            <w:tcW w:w="4160" w:type="dxa"/>
           </w:tcPr>
           <w:p>
             <w:pPr>
@@ -2648,7 +2648,7 @@
       <w:tr>
         <w:tc>
           <w:tcPr>
-            <w:tcW w:w="863" w:type="dxa"/>
+            <w:tcW w:w="1143" w:type="dxa"/>
           </w:tcPr>
           <w:p>
             <w:pPr>
@@ -2668,7 +2668,7 @@
         </w:tc>
         <w:tc>
           <w:tcPr>
-            <w:tcW w:w="4501" w:type="dxa"/>
+            <w:tcW w:w="4328" w:type="dxa"/>
           </w:tcPr>
           <w:p>
             <w:pPr>
@@ -2685,7 +2685,7 @@
         </w:tc>
         <w:tc>
           <w:tcPr>
-            <w:tcW w:w="4267" w:type="dxa"/>
+            <w:tcW w:w="4160" w:type="dxa"/>
           </w:tcPr>
           <w:p>
             <w:pPr>
@@ -2704,7 +2704,7 @@
       <w:tr>
         <w:tc>
           <w:tcPr>
-            <w:tcW w:w="863" w:type="dxa"/>
+            <w:tcW w:w="1143" w:type="dxa"/>
           </w:tcPr>
           <w:p>
             <w:pPr>
@@ -2724,7 +2724,7 @@
         </w:tc>
         <w:tc>
           <w:tcPr>
-            <w:tcW w:w="4501" w:type="dxa"/>
+            <w:tcW w:w="4328" w:type="dxa"/>
           </w:tcPr>
           <w:p>
             <w:pPr>
@@ -2741,7 +2741,7 @@
         </w:tc>
         <w:tc>
           <w:tcPr>
-            <w:tcW w:w="4267" w:type="dxa"/>
+            <w:tcW w:w="4160" w:type="dxa"/>
           </w:tcPr>
           <w:p>
             <w:pPr>
@@ -2760,7 +2760,7 @@
       <w:tr>
         <w:tc>
           <w:tcPr>
-            <w:tcW w:w="863" w:type="dxa"/>
+            <w:tcW w:w="1143" w:type="dxa"/>
           </w:tcPr>
           <w:p>
             <w:pPr>
@@ -2780,7 +2780,7 @@
         </w:tc>
         <w:tc>
           <w:tcPr>
-            <w:tcW w:w="4501" w:type="dxa"/>
+            <w:tcW w:w="4328" w:type="dxa"/>
           </w:tcPr>
           <w:p>
             <w:pPr>
@@ -2797,7 +2797,7 @@
         </w:tc>
         <w:tc>
           <w:tcPr>
-            <w:tcW w:w="4267" w:type="dxa"/>
+            <w:tcW w:w="4160" w:type="dxa"/>
           </w:tcPr>
           <w:p>
             <w:pPr>
@@ -2917,9 +2917,9 @@
         <w:tblLook w:firstColumn="1" w:firstRow="1" w:lastColumn="0" w:lastRow="0" w:noHBand="0" w:noVBand="1" w:val="04A0"/>
       </w:tblPr>
       <w:tblGrid>
-        <w:gridCol w:w="1787"/>
-        <w:gridCol w:w="3872"/>
-        <w:gridCol w:w="3971"/>
+        <w:gridCol w:w="2164"/>
+        <w:gridCol w:w="3403"/>
+        <w:gridCol w:w="4064"/>
       </w:tblGrid>
       <w:tr>
         <w:trPr>
@@ -2928,7 +2928,7 @@
         </w:trPr>
         <w:tc>
           <w:tcPr>
-            <w:tcW w:w="1787" w:type="dxa"/>
+            <w:tcW w:w="2164" w:type="dxa"/>
             <w:shd w:val="clear" w:color="auto" w:fill="ECECEC"/>
           </w:tcPr>
           <w:p>
@@ -2940,7 +2940,7 @@
         </w:tc>
         <w:tc>
           <w:tcPr>
-            <w:tcW w:w="3872" w:type="dxa"/>
+            <w:tcW w:w="3403" w:type="dxa"/>
             <w:shd w:val="clear" w:color="auto" w:fill="ECECEC"/>
           </w:tcPr>
           <w:p>
@@ -2959,7 +2959,7 @@
         </w:tc>
         <w:tc>
           <w:tcPr>
-            <w:tcW w:w="3971" w:type="dxa"/>
+            <w:tcW w:w="4064" w:type="dxa"/>
             <w:shd w:val="clear" w:color="auto" w:fill="ECECEC"/>
           </w:tcPr>
           <w:p>
@@ -2980,7 +2980,7 @@
       <w:tr>
         <w:tc>
           <w:tcPr>
-            <w:tcW w:w="1787" w:type="dxa"/>
+            <w:tcW w:w="2164" w:type="dxa"/>
           </w:tcPr>
           <w:p>
             <w:pPr>
@@ -2997,7 +2997,7 @@
         </w:tc>
         <w:tc>
           <w:tcPr>
-            <w:tcW w:w="3872" w:type="dxa"/>
+            <w:tcW w:w="3403" w:type="dxa"/>
           </w:tcPr>
           <w:p>
             <w:pPr>
@@ -3014,7 +3014,7 @@
         </w:tc>
         <w:tc>
           <w:tcPr>
-            <w:tcW w:w="3971" w:type="dxa"/>
+            <w:tcW w:w="4064" w:type="dxa"/>
           </w:tcPr>
           <w:p>
             <w:pPr>
@@ -3033,7 +3033,7 @@
       <w:tr>
         <w:tc>
           <w:tcPr>
-            <w:tcW w:w="1787" w:type="dxa"/>
+            <w:tcW w:w="2164" w:type="dxa"/>
           </w:tcPr>
           <w:p>
             <w:pPr>
@@ -3050,7 +3050,7 @@
         </w:tc>
         <w:tc>
           <w:tcPr>
-            <w:tcW w:w="3872" w:type="dxa"/>
+            <w:tcW w:w="3403" w:type="dxa"/>
           </w:tcPr>
           <w:p>
             <w:pPr>
@@ -3067,7 +3067,7 @@
         </w:tc>
         <w:tc>
           <w:tcPr>
-            <w:tcW w:w="3971" w:type="dxa"/>
+            <w:tcW w:w="4064" w:type="dxa"/>
           </w:tcPr>
           <w:p>
             <w:pPr>
@@ -3086,7 +3086,7 @@
       <w:tr>
         <w:tc>
           <w:tcPr>
-            <w:tcW w:w="1787" w:type="dxa"/>
+            <w:tcW w:w="2164" w:type="dxa"/>
           </w:tcPr>
           <w:p>
             <w:pPr>
@@ -3103,7 +3103,7 @@
         </w:tc>
         <w:tc>
           <w:tcPr>
-            <w:tcW w:w="3872" w:type="dxa"/>
+            <w:tcW w:w="3403" w:type="dxa"/>
           </w:tcPr>
           <w:p>
             <w:pPr>
@@ -3120,7 +3120,7 @@
         </w:tc>
         <w:tc>
           <w:tcPr>
-            <w:tcW w:w="3971" w:type="dxa"/>
+            <w:tcW w:w="4064" w:type="dxa"/>
           </w:tcPr>
           <w:p>
             <w:pPr>
@@ -3139,7 +3139,7 @@
       <w:tr>
         <w:tc>
           <w:tcPr>
-            <w:tcW w:w="1787" w:type="dxa"/>
+            <w:tcW w:w="2164" w:type="dxa"/>
           </w:tcPr>
           <w:p>
             <w:pPr>
@@ -3156,7 +3156,7 @@
         </w:tc>
         <w:tc>
           <w:tcPr>
-            <w:tcW w:w="3872" w:type="dxa"/>
+            <w:tcW w:w="3403" w:type="dxa"/>
           </w:tcPr>
           <w:p>
             <w:pPr>
@@ -3173,7 +3173,7 @@
         </w:tc>
         <w:tc>
           <w:tcPr>
-            <w:tcW w:w="3971" w:type="dxa"/>
+            <w:tcW w:w="4064" w:type="dxa"/>
           </w:tcPr>
           <w:p>
             <w:pPr>
